--- a/Cohort_Comparison_between_OMOP_and_Raw.docx
+++ b/Cohort_Comparison_between_OMOP_and_Raw.docx
@@ -34,7 +34,15 @@
             <w:tcW w:w="4508" w:type="dxa"/>
           </w:tcPr>
           <w:p>
-            <w:r>
+            <w:pPr>
+              <w:rPr>
+                <w:szCs w:val="22"/>
+              </w:rPr>
+            </w:pPr>
+            <w:r>
+              <w:rPr>
+                <w:szCs w:val="22"/>
+              </w:rPr>
               <w:t>Source of Data</w:t>
             </w:r>
           </w:p>
@@ -44,7 +52,15 @@
             <w:tcW w:w="4508" w:type="dxa"/>
           </w:tcPr>
           <w:p>
-            <w:r>
+            <w:pPr>
+              <w:rPr>
+                <w:szCs w:val="22"/>
+              </w:rPr>
+            </w:pPr>
+            <w:r>
+              <w:rPr>
+                <w:szCs w:val="22"/>
+              </w:rPr>
               <w:t>Count of subjects</w:t>
             </w:r>
           </w:p>
@@ -56,7 +72,19 @@
             <w:tcW w:w="4508" w:type="dxa"/>
           </w:tcPr>
           <w:p>
-            <w:r>
+            <w:pPr>
+              <w:rPr>
+                <w:b/>
+                <w:bCs/>
+                <w:szCs w:val="22"/>
+              </w:rPr>
+            </w:pPr>
+            <w:r>
+              <w:rPr>
+                <w:b/>
+                <w:bCs/>
+                <w:szCs w:val="22"/>
+              </w:rPr>
               <w:t>OMOP Cohort</w:t>
             </w:r>
           </w:p>
@@ -66,8 +94,32 @@
             <w:tcW w:w="4508" w:type="dxa"/>
           </w:tcPr>
           <w:p>
-            <w:r>
-              <w:t>23386</w:t>
+            <w:pPr>
+              <w:rPr>
+                <w:szCs w:val="22"/>
+                <w:u w:val="single"/>
+              </w:rPr>
+            </w:pPr>
+            <w:r>
+              <w:rPr>
+                <w:szCs w:val="22"/>
+                <w:u w:val="single"/>
+              </w:rPr>
+              <w:t>23</w:t>
+            </w:r>
+            <w:r>
+              <w:rPr>
+                <w:szCs w:val="22"/>
+                <w:u w:val="single"/>
+              </w:rPr>
+              <w:t>,</w:t>
+            </w:r>
+            <w:r>
+              <w:rPr>
+                <w:szCs w:val="22"/>
+                <w:u w:val="single"/>
+              </w:rPr>
+              <w:t>386</w:t>
             </w:r>
           </w:p>
         </w:tc>
@@ -78,7 +130,19 @@
             <w:tcW w:w="4508" w:type="dxa"/>
           </w:tcPr>
           <w:p>
-            <w:r>
+            <w:pPr>
+              <w:rPr>
+                <w:b/>
+                <w:bCs/>
+                <w:szCs w:val="22"/>
+              </w:rPr>
+            </w:pPr>
+            <w:r>
+              <w:rPr>
+                <w:b/>
+                <w:bCs/>
+                <w:szCs w:val="22"/>
+              </w:rPr>
               <w:t>Raw Cohort</w:t>
             </w:r>
           </w:p>
@@ -88,8 +152,32 @@
             <w:tcW w:w="4508" w:type="dxa"/>
           </w:tcPr>
           <w:p>
-            <w:r>
-              <w:t>25138</w:t>
+            <w:pPr>
+              <w:rPr>
+                <w:szCs w:val="22"/>
+                <w:u w:val="single"/>
+              </w:rPr>
+            </w:pPr>
+            <w:r>
+              <w:rPr>
+                <w:szCs w:val="22"/>
+                <w:u w:val="single"/>
+              </w:rPr>
+              <w:t>25</w:t>
+            </w:r>
+            <w:r>
+              <w:rPr>
+                <w:szCs w:val="22"/>
+                <w:u w:val="single"/>
+              </w:rPr>
+              <w:t>,</w:t>
+            </w:r>
+            <w:r>
+              <w:rPr>
+                <w:szCs w:val="22"/>
+                <w:u w:val="single"/>
+              </w:rPr>
+              <w:t>138</w:t>
             </w:r>
           </w:p>
         </w:tc>
@@ -108,27 +196,82 @@
         <w:tblLook w:val="04A0" w:firstRow="1" w:lastRow="0" w:firstColumn="1" w:lastColumn="0" w:noHBand="0" w:noVBand="1"/>
       </w:tblPr>
       <w:tblGrid>
-        <w:gridCol w:w="4508"/>
-        <w:gridCol w:w="4508"/>
+        <w:gridCol w:w="846"/>
+        <w:gridCol w:w="2693"/>
+        <w:gridCol w:w="2835"/>
+        <w:gridCol w:w="2642"/>
       </w:tblGrid>
       <w:tr>
         <w:tc>
           <w:tcPr>
-            <w:tcW w:w="4508" w:type="dxa"/>
-          </w:tcPr>
-          <w:p>
-            <w:r>
-              <w:t>Subjects in both OMOP and Raw</w:t>
-            </w:r>
-          </w:p>
-        </w:tc>
-        <w:tc>
-          <w:tcPr>
-            <w:tcW w:w="4508" w:type="dxa"/>
-          </w:tcPr>
-          <w:p>
-            <w:r>
-              <w:t>23,099</w:t>
+            <w:tcW w:w="846" w:type="dxa"/>
+          </w:tcPr>
+          <w:p>
+            <w:pPr>
+              <w:rPr>
+                <w:sz w:val="16"/>
+                <w:szCs w:val="16"/>
+              </w:rPr>
+            </w:pPr>
+          </w:p>
+        </w:tc>
+        <w:tc>
+          <w:tcPr>
+            <w:tcW w:w="2693" w:type="dxa"/>
+          </w:tcPr>
+          <w:p>
+            <w:pPr>
+              <w:rPr>
+                <w:sz w:val="16"/>
+                <w:szCs w:val="16"/>
+              </w:rPr>
+            </w:pPr>
+            <w:r>
+              <w:rPr>
+                <w:sz w:val="16"/>
+                <w:szCs w:val="16"/>
+              </w:rPr>
+              <w:t>OMOP</w:t>
+            </w:r>
+          </w:p>
+        </w:tc>
+        <w:tc>
+          <w:tcPr>
+            <w:tcW w:w="2835" w:type="dxa"/>
+          </w:tcPr>
+          <w:p>
+            <w:pPr>
+              <w:rPr>
+                <w:sz w:val="16"/>
+                <w:szCs w:val="16"/>
+              </w:rPr>
+            </w:pPr>
+            <w:r>
+              <w:rPr>
+                <w:sz w:val="16"/>
+                <w:szCs w:val="16"/>
+              </w:rPr>
+              <w:t>Raw</w:t>
+            </w:r>
+          </w:p>
+        </w:tc>
+        <w:tc>
+          <w:tcPr>
+            <w:tcW w:w="2642" w:type="dxa"/>
+          </w:tcPr>
+          <w:p>
+            <w:pPr>
+              <w:rPr>
+                <w:sz w:val="16"/>
+                <w:szCs w:val="16"/>
+              </w:rPr>
+            </w:pPr>
+            <w:r>
+              <w:rPr>
+                <w:sz w:val="16"/>
+                <w:szCs w:val="16"/>
+              </w:rPr>
+              <w:t>Total</w:t>
             </w:r>
           </w:p>
         </w:tc>
@@ -136,21 +279,81 @@
       <w:tr>
         <w:tc>
           <w:tcPr>
-            <w:tcW w:w="4508" w:type="dxa"/>
-          </w:tcPr>
-          <w:p>
-            <w:r>
+            <w:tcW w:w="846" w:type="dxa"/>
+          </w:tcPr>
+          <w:p>
+            <w:pPr>
+              <w:rPr>
+                <w:sz w:val="16"/>
+                <w:szCs w:val="16"/>
+              </w:rPr>
+            </w:pPr>
+            <w:r>
+              <w:rPr>
+                <w:sz w:val="16"/>
+                <w:szCs w:val="16"/>
+              </w:rPr>
+              <w:t>OMOP</w:t>
+            </w:r>
+          </w:p>
+        </w:tc>
+        <w:tc>
+          <w:tcPr>
+            <w:tcW w:w="2693" w:type="dxa"/>
+          </w:tcPr>
+          <w:p>
+            <w:pPr>
+              <w:rPr>
+                <w:sz w:val="16"/>
+                <w:szCs w:val="16"/>
+              </w:rPr>
+            </w:pPr>
+            <w:r>
+              <w:rPr>
+                <w:sz w:val="16"/>
+                <w:szCs w:val="16"/>
+              </w:rPr>
               <w:t>Subjects only in OMOP</w:t>
             </w:r>
           </w:p>
         </w:tc>
         <w:tc>
           <w:tcPr>
-            <w:tcW w:w="4508" w:type="dxa"/>
-          </w:tcPr>
-          <w:p>
-            <w:r>
-              <w:t>287</w:t>
+            <w:tcW w:w="2835" w:type="dxa"/>
+          </w:tcPr>
+          <w:p>
+            <w:pPr>
+              <w:rPr>
+                <w:sz w:val="16"/>
+                <w:szCs w:val="16"/>
+              </w:rPr>
+            </w:pPr>
+            <w:r>
+              <w:rPr>
+                <w:sz w:val="16"/>
+                <w:szCs w:val="16"/>
+              </w:rPr>
+              <w:t>Subjects in both OMOP and Raw</w:t>
+            </w:r>
+          </w:p>
+        </w:tc>
+        <w:tc>
+          <w:tcPr>
+            <w:tcW w:w="2642" w:type="dxa"/>
+          </w:tcPr>
+          <w:p>
+            <w:pPr>
+              <w:rPr>
+                <w:sz w:val="16"/>
+                <w:szCs w:val="16"/>
+              </w:rPr>
+            </w:pPr>
+            <w:r>
+              <w:rPr>
+                <w:sz w:val="16"/>
+                <w:szCs w:val="16"/>
+              </w:rPr>
+              <w:t>Total count of patients in OMOP data</w:t>
             </w:r>
           </w:p>
         </w:tc>
@@ -158,30 +361,590 @@
       <w:tr>
         <w:tc>
           <w:tcPr>
-            <w:tcW w:w="4508" w:type="dxa"/>
-          </w:tcPr>
-          <w:p>
-            <w:r>
+            <w:tcW w:w="846" w:type="dxa"/>
+          </w:tcPr>
+          <w:p>
+            <w:pPr>
+              <w:rPr>
+                <w:sz w:val="16"/>
+                <w:szCs w:val="16"/>
+              </w:rPr>
+            </w:pPr>
+            <w:r>
+              <w:rPr>
+                <w:sz w:val="16"/>
+                <w:szCs w:val="16"/>
+              </w:rPr>
+              <w:t>Raw</w:t>
+            </w:r>
+          </w:p>
+        </w:tc>
+        <w:tc>
+          <w:tcPr>
+            <w:tcW w:w="2693" w:type="dxa"/>
+          </w:tcPr>
+          <w:p>
+            <w:pPr>
+              <w:rPr>
+                <w:sz w:val="16"/>
+                <w:szCs w:val="16"/>
+              </w:rPr>
+            </w:pPr>
+            <w:r>
+              <w:rPr>
+                <w:sz w:val="16"/>
+                <w:szCs w:val="16"/>
+              </w:rPr>
+              <w:t>Subjects in both OMOP and Raw</w:t>
+            </w:r>
+          </w:p>
+        </w:tc>
+        <w:tc>
+          <w:tcPr>
+            <w:tcW w:w="2835" w:type="dxa"/>
+          </w:tcPr>
+          <w:p>
+            <w:pPr>
+              <w:rPr>
+                <w:sz w:val="16"/>
+                <w:szCs w:val="16"/>
+              </w:rPr>
+            </w:pPr>
+            <w:r>
+              <w:rPr>
+                <w:sz w:val="16"/>
+                <w:szCs w:val="16"/>
+              </w:rPr>
               <w:t>Subjects only in Raw</w:t>
             </w:r>
           </w:p>
         </w:tc>
         <w:tc>
           <w:tcPr>
-            <w:tcW w:w="4508" w:type="dxa"/>
-          </w:tcPr>
-          <w:p>
-            <w:r>
-              <w:t>2,039</w:t>
+            <w:tcW w:w="2642" w:type="dxa"/>
+          </w:tcPr>
+          <w:p>
+            <w:pPr>
+              <w:rPr>
+                <w:sz w:val="16"/>
+                <w:szCs w:val="16"/>
+              </w:rPr>
+            </w:pPr>
+            <w:r>
+              <w:rPr>
+                <w:sz w:val="16"/>
+                <w:szCs w:val="16"/>
+              </w:rPr>
+              <w:t>Total count of patients in Raw data</w:t>
+            </w:r>
+          </w:p>
+        </w:tc>
+      </w:tr>
+      <w:tr>
+        <w:tc>
+          <w:tcPr>
+            <w:tcW w:w="846" w:type="dxa"/>
+          </w:tcPr>
+          <w:p>
+            <w:pPr>
+              <w:rPr>
+                <w:sz w:val="16"/>
+                <w:szCs w:val="16"/>
+              </w:rPr>
+            </w:pPr>
+            <w:r>
+              <w:rPr>
+                <w:sz w:val="16"/>
+                <w:szCs w:val="16"/>
+              </w:rPr>
+              <w:t>Total</w:t>
+            </w:r>
+          </w:p>
+        </w:tc>
+        <w:tc>
+          <w:tcPr>
+            <w:tcW w:w="2693" w:type="dxa"/>
+          </w:tcPr>
+          <w:p>
+            <w:pPr>
+              <w:rPr>
+                <w:sz w:val="16"/>
+                <w:szCs w:val="16"/>
+              </w:rPr>
+            </w:pPr>
+            <w:r>
+              <w:rPr>
+                <w:sz w:val="16"/>
+                <w:szCs w:val="16"/>
+              </w:rPr>
+              <w:t>Total count of patients in OMOP data</w:t>
+            </w:r>
+          </w:p>
+        </w:tc>
+        <w:tc>
+          <w:tcPr>
+            <w:tcW w:w="2835" w:type="dxa"/>
+          </w:tcPr>
+          <w:p>
+            <w:pPr>
+              <w:rPr>
+                <w:sz w:val="16"/>
+                <w:szCs w:val="16"/>
+              </w:rPr>
+            </w:pPr>
+            <w:r>
+              <w:rPr>
+                <w:sz w:val="16"/>
+                <w:szCs w:val="16"/>
+              </w:rPr>
+              <w:t>Total count of patients in Raw data</w:t>
+            </w:r>
+          </w:p>
+        </w:tc>
+        <w:tc>
+          <w:tcPr>
+            <w:tcW w:w="2642" w:type="dxa"/>
+          </w:tcPr>
+          <w:p>
+            <w:pPr>
+              <w:rPr>
+                <w:sz w:val="16"/>
+                <w:szCs w:val="16"/>
+              </w:rPr>
+            </w:pPr>
+            <w:r>
+              <w:rPr>
+                <w:sz w:val="16"/>
+                <w:szCs w:val="16"/>
+              </w:rPr>
+              <w:t>Total count of patients in Raw</w:t>
+            </w:r>
+            <w:r>
+              <w:rPr>
+                <w:sz w:val="16"/>
+                <w:szCs w:val="16"/>
+              </w:rPr>
+              <w:t xml:space="preserve"> +OMOP</w:t>
+            </w:r>
+            <w:r>
+              <w:rPr>
+                <w:sz w:val="16"/>
+                <w:szCs w:val="16"/>
+              </w:rPr>
+              <w:t xml:space="preserve"> data</w:t>
             </w:r>
           </w:p>
         </w:tc>
       </w:tr>
     </w:tbl>
     <w:p/>
+    <w:tbl>
+      <w:tblPr>
+        <w:tblStyle w:val="TableGrid"/>
+        <w:tblW w:w="0" w:type="auto"/>
+        <w:tblLook w:val="04A0" w:firstRow="1" w:lastRow="0" w:firstColumn="1" w:lastColumn="0" w:noHBand="0" w:noVBand="1"/>
+      </w:tblPr>
+      <w:tblGrid>
+        <w:gridCol w:w="2254"/>
+        <w:gridCol w:w="2254"/>
+        <w:gridCol w:w="2254"/>
+        <w:gridCol w:w="2254"/>
+      </w:tblGrid>
+      <w:tr>
+        <w:tc>
+          <w:tcPr>
+            <w:tcW w:w="2254" w:type="dxa"/>
+          </w:tcPr>
+          <w:p>
+            <w:pPr>
+              <w:rPr>
+                <w:b/>
+                <w:bCs/>
+                <w:szCs w:val="22"/>
+              </w:rPr>
+            </w:pPr>
+          </w:p>
+        </w:tc>
+        <w:tc>
+          <w:tcPr>
+            <w:tcW w:w="2254" w:type="dxa"/>
+          </w:tcPr>
+          <w:p>
+            <w:pPr>
+              <w:rPr>
+                <w:b/>
+                <w:bCs/>
+                <w:szCs w:val="22"/>
+              </w:rPr>
+            </w:pPr>
+            <w:r>
+              <w:rPr>
+                <w:b/>
+                <w:bCs/>
+                <w:szCs w:val="22"/>
+              </w:rPr>
+              <w:t>OMOP</w:t>
+            </w:r>
+          </w:p>
+        </w:tc>
+        <w:tc>
+          <w:tcPr>
+            <w:tcW w:w="2254" w:type="dxa"/>
+          </w:tcPr>
+          <w:p>
+            <w:pPr>
+              <w:rPr>
+                <w:b/>
+                <w:bCs/>
+                <w:szCs w:val="22"/>
+              </w:rPr>
+            </w:pPr>
+            <w:r>
+              <w:rPr>
+                <w:b/>
+                <w:bCs/>
+                <w:szCs w:val="22"/>
+              </w:rPr>
+              <w:t>Raw</w:t>
+            </w:r>
+          </w:p>
+        </w:tc>
+        <w:tc>
+          <w:tcPr>
+            <w:tcW w:w="2254" w:type="dxa"/>
+          </w:tcPr>
+          <w:p>
+            <w:pPr>
+              <w:rPr>
+                <w:b/>
+                <w:bCs/>
+                <w:szCs w:val="22"/>
+              </w:rPr>
+            </w:pPr>
+            <w:r>
+              <w:rPr>
+                <w:b/>
+                <w:bCs/>
+                <w:szCs w:val="22"/>
+              </w:rPr>
+              <w:t>Total</w:t>
+            </w:r>
+          </w:p>
+        </w:tc>
+      </w:tr>
+      <w:tr>
+        <w:tc>
+          <w:tcPr>
+            <w:tcW w:w="2254" w:type="dxa"/>
+          </w:tcPr>
+          <w:p>
+            <w:pPr>
+              <w:rPr>
+                <w:b/>
+                <w:bCs/>
+                <w:szCs w:val="22"/>
+              </w:rPr>
+            </w:pPr>
+            <w:r>
+              <w:rPr>
+                <w:b/>
+                <w:bCs/>
+                <w:szCs w:val="22"/>
+              </w:rPr>
+              <w:t>OMOP</w:t>
+            </w:r>
+          </w:p>
+        </w:tc>
+        <w:tc>
+          <w:tcPr>
+            <w:tcW w:w="2254" w:type="dxa"/>
+          </w:tcPr>
+          <w:p>
+            <w:pPr>
+              <w:rPr>
+                <w:rFonts w:cs="Calibri"/>
+                <w:color w:val="000000"/>
+                <w:szCs w:val="22"/>
+              </w:rPr>
+            </w:pPr>
+            <w:r>
+              <w:rPr>
+                <w:rFonts w:cs="Calibri"/>
+                <w:color w:val="000000"/>
+                <w:szCs w:val="22"/>
+              </w:rPr>
+              <w:t>287</w:t>
+            </w:r>
+          </w:p>
+        </w:tc>
+        <w:tc>
+          <w:tcPr>
+            <w:tcW w:w="2254" w:type="dxa"/>
+          </w:tcPr>
+          <w:p>
+            <w:pPr>
+              <w:rPr>
+                <w:rFonts w:cs="Calibri"/>
+                <w:color w:val="000000"/>
+                <w:szCs w:val="22"/>
+              </w:rPr>
+            </w:pPr>
+            <w:r>
+              <w:rPr>
+                <w:rFonts w:cs="Calibri"/>
+                <w:color w:val="000000"/>
+                <w:szCs w:val="22"/>
+              </w:rPr>
+              <w:t>23</w:t>
+            </w:r>
+            <w:r>
+              <w:rPr>
+                <w:rFonts w:cs="Calibri"/>
+                <w:color w:val="000000"/>
+                <w:szCs w:val="22"/>
+              </w:rPr>
+              <w:t>,</w:t>
+            </w:r>
+            <w:r>
+              <w:rPr>
+                <w:rFonts w:cs="Calibri"/>
+                <w:color w:val="000000"/>
+                <w:szCs w:val="22"/>
+              </w:rPr>
+              <w:t>099</w:t>
+            </w:r>
+          </w:p>
+        </w:tc>
+        <w:tc>
+          <w:tcPr>
+            <w:tcW w:w="2254" w:type="dxa"/>
+          </w:tcPr>
+          <w:p>
+            <w:pPr>
+              <w:rPr>
+                <w:szCs w:val="22"/>
+              </w:rPr>
+            </w:pPr>
+            <w:r>
+              <w:rPr>
+                <w:szCs w:val="22"/>
+              </w:rPr>
+              <w:t>23</w:t>
+            </w:r>
+            <w:r>
+              <w:rPr>
+                <w:szCs w:val="22"/>
+              </w:rPr>
+              <w:t>,</w:t>
+            </w:r>
+            <w:r>
+              <w:rPr>
+                <w:szCs w:val="22"/>
+              </w:rPr>
+              <w:t>386</w:t>
+            </w:r>
+          </w:p>
+        </w:tc>
+      </w:tr>
+      <w:tr>
+        <w:tc>
+          <w:tcPr>
+            <w:tcW w:w="2254" w:type="dxa"/>
+          </w:tcPr>
+          <w:p>
+            <w:pPr>
+              <w:rPr>
+                <w:b/>
+                <w:bCs/>
+                <w:szCs w:val="22"/>
+              </w:rPr>
+            </w:pPr>
+            <w:r>
+              <w:rPr>
+                <w:b/>
+                <w:bCs/>
+                <w:szCs w:val="22"/>
+              </w:rPr>
+              <w:t>Raw</w:t>
+            </w:r>
+          </w:p>
+        </w:tc>
+        <w:tc>
+          <w:tcPr>
+            <w:tcW w:w="2254" w:type="dxa"/>
+          </w:tcPr>
+          <w:p>
+            <w:pPr>
+              <w:rPr>
+                <w:szCs w:val="22"/>
+              </w:rPr>
+            </w:pPr>
+            <w:r>
+              <w:rPr>
+                <w:rFonts w:cs="Calibri"/>
+                <w:color w:val="000000"/>
+                <w:szCs w:val="22"/>
+              </w:rPr>
+              <w:t>23</w:t>
+            </w:r>
+            <w:r>
+              <w:rPr>
+                <w:rFonts w:cs="Calibri"/>
+                <w:color w:val="000000"/>
+                <w:szCs w:val="22"/>
+              </w:rPr>
+              <w:t>,</w:t>
+            </w:r>
+            <w:r>
+              <w:rPr>
+                <w:rFonts w:cs="Calibri"/>
+                <w:color w:val="000000"/>
+                <w:szCs w:val="22"/>
+              </w:rPr>
+              <w:t>099</w:t>
+            </w:r>
+          </w:p>
+        </w:tc>
+        <w:tc>
+          <w:tcPr>
+            <w:tcW w:w="2254" w:type="dxa"/>
+          </w:tcPr>
+          <w:p>
+            <w:pPr>
+              <w:rPr>
+                <w:szCs w:val="22"/>
+              </w:rPr>
+            </w:pPr>
+            <w:r>
+              <w:rPr>
+                <w:szCs w:val="22"/>
+              </w:rPr>
+              <w:t>2</w:t>
+            </w:r>
+            <w:r>
+              <w:rPr>
+                <w:szCs w:val="22"/>
+              </w:rPr>
+              <w:t>,</w:t>
+            </w:r>
+            <w:r>
+              <w:rPr>
+                <w:szCs w:val="22"/>
+              </w:rPr>
+              <w:t>039</w:t>
+            </w:r>
+          </w:p>
+        </w:tc>
+        <w:tc>
+          <w:tcPr>
+            <w:tcW w:w="2254" w:type="dxa"/>
+          </w:tcPr>
+          <w:p>
+            <w:pPr>
+              <w:rPr>
+                <w:szCs w:val="22"/>
+              </w:rPr>
+            </w:pPr>
+            <w:r>
+              <w:rPr>
+                <w:szCs w:val="22"/>
+              </w:rPr>
+              <w:t>25,138</w:t>
+            </w:r>
+          </w:p>
+        </w:tc>
+      </w:tr>
+      <w:tr>
+        <w:tc>
+          <w:tcPr>
+            <w:tcW w:w="2254" w:type="dxa"/>
+          </w:tcPr>
+          <w:p>
+            <w:pPr>
+              <w:rPr>
+                <w:b/>
+                <w:bCs/>
+                <w:szCs w:val="22"/>
+              </w:rPr>
+            </w:pPr>
+            <w:r>
+              <w:rPr>
+                <w:b/>
+                <w:bCs/>
+                <w:szCs w:val="22"/>
+              </w:rPr>
+              <w:t>Total</w:t>
+            </w:r>
+          </w:p>
+        </w:tc>
+        <w:tc>
+          <w:tcPr>
+            <w:tcW w:w="2254" w:type="dxa"/>
+          </w:tcPr>
+          <w:p>
+            <w:pPr>
+              <w:rPr>
+                <w:szCs w:val="22"/>
+              </w:rPr>
+            </w:pPr>
+            <w:r>
+              <w:rPr>
+                <w:szCs w:val="22"/>
+              </w:rPr>
+              <w:t>23</w:t>
+            </w:r>
+            <w:r>
+              <w:rPr>
+                <w:szCs w:val="22"/>
+              </w:rPr>
+              <w:t>,</w:t>
+            </w:r>
+            <w:r>
+              <w:rPr>
+                <w:szCs w:val="22"/>
+              </w:rPr>
+              <w:t>386</w:t>
+            </w:r>
+          </w:p>
+        </w:tc>
+        <w:tc>
+          <w:tcPr>
+            <w:tcW w:w="2254" w:type="dxa"/>
+          </w:tcPr>
+          <w:p>
+            <w:pPr>
+              <w:rPr>
+                <w:szCs w:val="22"/>
+              </w:rPr>
+            </w:pPr>
+            <w:r>
+              <w:rPr>
+                <w:szCs w:val="22"/>
+              </w:rPr>
+              <w:t>25,138</w:t>
+            </w:r>
+          </w:p>
+        </w:tc>
+        <w:tc>
+          <w:tcPr>
+            <w:tcW w:w="2254" w:type="dxa"/>
+          </w:tcPr>
+          <w:p>
+            <w:pPr>
+              <w:rPr>
+                <w:szCs w:val="22"/>
+              </w:rPr>
+            </w:pPr>
+          </w:p>
+        </w:tc>
+      </w:tr>
+    </w:tbl>
     <w:p/>
     <w:p>
       <w:r>
+        <w:rPr>
+          <w:noProof/>
+        </w:rPr>
         <w:drawing>
           <wp:inline distT="0" distB="0" distL="0" distR="0" wp14:anchorId="1E57AA33" wp14:editId="697A4F00">
             <wp:extent cx="4465320" cy="3320544"/>
@@ -235,38 +998,46 @@
         <w:rPr>
           <w:color w:val="FF0000"/>
         </w:rPr>
-        <w:t xml:space="preserve">one reason could be that some patients have more than one </w:t>
-      </w:r>
-      <w:proofErr w:type="spellStart"/>
-      <w:r>
-        <w:rPr>
+        <w:t>one reason could be that some patients have more than one patid in raw, but then when they are mapped in OMOP (and linked with HES), only one (the last) of their patid is maintained. So, this could explain why 685 patients in raw are not found in OMOP.</w:t>
+      </w:r>
+      <w:r>
+        <w:t xml:space="preserve"> </w:t>
+      </w:r>
+      <w:r>
+        <w:rPr>
+          <w:b/>
+          <w:bCs/>
           <w:color w:val="FF0000"/>
-        </w:rPr>
-        <w:t>patid</w:t>
-      </w:r>
-      <w:proofErr w:type="spellEnd"/>
-      <w:r>
-        <w:rPr>
+          <w:u w:val="single"/>
+        </w:rPr>
+        <w:t>I</w:t>
+      </w:r>
+      <w:r>
+        <w:rPr>
+          <w:b/>
+          <w:bCs/>
           <w:color w:val="FF0000"/>
-        </w:rPr>
-        <w:t xml:space="preserve"> in raw, but then when they are mapped in OMOP (and linked with HES), only one (the last) of their </w:t>
-      </w:r>
-      <w:proofErr w:type="spellStart"/>
-      <w:r>
-        <w:rPr>
+          <w:u w:val="single"/>
+        </w:rPr>
+        <w:t xml:space="preserve">n omop-hes only the last patid is </w:t>
+      </w:r>
+      <w:r>
+        <w:rPr>
+          <w:b/>
+          <w:bCs/>
           <w:color w:val="FF0000"/>
-        </w:rPr>
-        <w:t>patid</w:t>
-      </w:r>
-      <w:proofErr w:type="spellEnd"/>
-      <w:r>
-        <w:rPr>
+          <w:u w:val="single"/>
+        </w:rPr>
+        <w:t>maintained</w:t>
+      </w:r>
+      <w:r>
+        <w:rPr>
+          <w:b/>
+          <w:bCs/>
           <w:color w:val="FF0000"/>
-        </w:rPr>
-        <w:t xml:space="preserve"> is maintained. So, this could explain why 685 patients in raw are not found in OMOP.</w:t>
-      </w:r>
-      <w:r>
-        <w:t xml:space="preserve"> </w:t>
+          <w:u w:val="single"/>
+        </w:rPr>
+        <w:t xml:space="preserve"> for the same patient. So</w:t>
       </w:r>
       <w:r>
         <w:rPr>
@@ -275,9 +1046,8 @@
           <w:color w:val="FF0000"/>
           <w:u w:val="single"/>
         </w:rPr>
-        <w:t xml:space="preserve">in </w:t>
-      </w:r>
-      <w:proofErr w:type="spellStart"/>
+        <w:t>,</w:t>
+      </w:r>
       <w:r>
         <w:rPr>
           <w:b/>
@@ -285,115 +1055,7 @@
           <w:color w:val="FF0000"/>
           <w:u w:val="single"/>
         </w:rPr>
-        <w:t>omop-hes</w:t>
-      </w:r>
-      <w:proofErr w:type="spellEnd"/>
-      <w:r>
-        <w:rPr>
-          <w:b/>
-          <w:bCs/>
-          <w:color w:val="FF0000"/>
-          <w:u w:val="single"/>
-        </w:rPr>
-        <w:t xml:space="preserve"> only the last </w:t>
-      </w:r>
-      <w:proofErr w:type="spellStart"/>
-      <w:r>
-        <w:rPr>
-          <w:b/>
-          <w:bCs/>
-          <w:color w:val="FF0000"/>
-          <w:u w:val="single"/>
-        </w:rPr>
-        <w:t>patid</w:t>
-      </w:r>
-      <w:proofErr w:type="spellEnd"/>
-      <w:r>
-        <w:rPr>
-          <w:b/>
-          <w:bCs/>
-          <w:color w:val="FF0000"/>
-          <w:u w:val="single"/>
-        </w:rPr>
-        <w:t xml:space="preserve"> is </w:t>
-      </w:r>
-      <w:proofErr w:type="spellStart"/>
-      <w:r>
-        <w:rPr>
-          <w:b/>
-          <w:bCs/>
-          <w:color w:val="FF0000"/>
-          <w:u w:val="single"/>
-        </w:rPr>
-        <w:t>mantained</w:t>
-      </w:r>
-      <w:proofErr w:type="spellEnd"/>
-      <w:r>
-        <w:rPr>
-          <w:b/>
-          <w:bCs/>
-          <w:color w:val="FF0000"/>
-          <w:u w:val="single"/>
-        </w:rPr>
-        <w:t xml:space="preserve"> for the same patient. So</w:t>
-      </w:r>
-      <w:r>
-        <w:rPr>
-          <w:b/>
-          <w:bCs/>
-          <w:color w:val="FF0000"/>
-          <w:u w:val="single"/>
-        </w:rPr>
-        <w:t>,</w:t>
-      </w:r>
-      <w:r>
-        <w:rPr>
-          <w:b/>
-          <w:bCs/>
-          <w:color w:val="FF0000"/>
-          <w:u w:val="single"/>
-        </w:rPr>
-        <w:t xml:space="preserve"> if someone has more than one </w:t>
-      </w:r>
-      <w:proofErr w:type="spellStart"/>
-      <w:r>
-        <w:rPr>
-          <w:b/>
-          <w:bCs/>
-          <w:color w:val="FF0000"/>
-          <w:u w:val="single"/>
-        </w:rPr>
-        <w:t>patid</w:t>
-      </w:r>
-      <w:proofErr w:type="spellEnd"/>
-      <w:r>
-        <w:rPr>
-          <w:b/>
-          <w:bCs/>
-          <w:color w:val="FF0000"/>
-          <w:u w:val="single"/>
-        </w:rPr>
-        <w:t xml:space="preserve"> in </w:t>
-      </w:r>
-      <w:proofErr w:type="spellStart"/>
-      <w:r>
-        <w:rPr>
-          <w:b/>
-          <w:bCs/>
-          <w:color w:val="FF0000"/>
-          <w:u w:val="single"/>
-        </w:rPr>
-        <w:t>aurum</w:t>
-      </w:r>
-      <w:proofErr w:type="spellEnd"/>
-      <w:r>
-        <w:rPr>
-          <w:b/>
-          <w:bCs/>
-          <w:color w:val="FF0000"/>
-          <w:u w:val="single"/>
-        </w:rPr>
-        <w:t xml:space="preserve"> only the last one is maintained.</w:t>
+        <w:t xml:space="preserve"> if someone has more than one patid in aurum only the last one is maintained.</w:t>
       </w:r>
     </w:p>
     <w:p>
@@ -428,30 +1090,7 @@
           <w:u w:val="single"/>
         </w:rPr>
         <w:lastRenderedPageBreak/>
-        <w:t>Compare cohort/</w:t>
-      </w:r>
-      <w:proofErr w:type="spellStart"/>
-      <w:r>
-        <w:rPr>
-          <w:b/>
-          <w:bCs/>
-          <w:u w:val="single"/>
-        </w:rPr>
-        <w:t>aurum</w:t>
-      </w:r>
-      <w:proofErr w:type="spellEnd"/>
-      <w:r>
-        <w:rPr>
-          <w:b/>
-          <w:bCs/>
-          <w:u w:val="single"/>
-        </w:rPr>
-        <w:t xml:space="preserve"> start and end dates</w:t>
-      </w:r>
-      <w:commentRangeStart w:id="0"/>
-      <w:commentRangeEnd w:id="0"/>
-      <w:r>
-        <w:commentReference w:id="0"/>
+        <w:t>Compare cohort/aurum start and end dates</w:t>
       </w:r>
     </w:p>
     <w:tbl>
@@ -993,21 +1632,7 @@
                 <w:sz w:val="18"/>
                 <w:szCs w:val="18"/>
               </w:rPr>
-              <w:t xml:space="preserve">Cohort </w:t>
-            </w:r>
-            <w:r>
-              <w:rPr>
-                <w:sz w:val="18"/>
-                <w:szCs w:val="18"/>
-              </w:rPr>
-              <w:t>end</w:t>
-            </w:r>
-            <w:r>
-              <w:rPr>
-                <w:sz w:val="18"/>
-                <w:szCs w:val="18"/>
-              </w:rPr>
-              <w:t xml:space="preserve"> date</w:t>
+              <w:t>Cohort end date</w:t>
             </w:r>
           </w:p>
         </w:tc>
@@ -1169,21 +1794,7 @@
                 <w:sz w:val="18"/>
                 <w:szCs w:val="18"/>
               </w:rPr>
-              <w:t xml:space="preserve">Aurum </w:t>
-            </w:r>
-            <w:r>
-              <w:rPr>
-                <w:sz w:val="18"/>
-                <w:szCs w:val="18"/>
-              </w:rPr>
-              <w:t>max</w:t>
-            </w:r>
-            <w:r>
-              <w:rPr>
-                <w:sz w:val="18"/>
-                <w:szCs w:val="18"/>
-              </w:rPr>
-              <w:t xml:space="preserve"> accept date</w:t>
+              <w:t>Aurum max accept date</w:t>
             </w:r>
           </w:p>
         </w:tc>
@@ -1320,6 +1931,9 @@
     </w:p>
     <w:p>
       <w:r>
+        <w:rPr>
+          <w:noProof/>
+        </w:rPr>
         <w:drawing>
           <wp:inline distT="0" distB="0" distL="0" distR="0" wp14:anchorId="0AA2A242" wp14:editId="278C0CE7">
             <wp:extent cx="5731510" cy="1641475"/>
@@ -1336,7 +1950,7 @@
                     <pic:cNvPicPr/>
                   </pic:nvPicPr>
                   <pic:blipFill>
-                    <a:blip r:embed="rId9"/>
+                    <a:blip r:embed="rId5"/>
                     <a:stretch>
                       <a:fillRect/>
                     </a:stretch>
@@ -1383,35 +1997,12 @@
           <w:color w:val="77206D" w:themeColor="accent5" w:themeShade="BF"/>
           <w:u w:val="single"/>
         </w:rPr>
-        <w:t xml:space="preserve">Below is done on the </w:t>
-      </w:r>
-      <w:r>
-        <w:t>23,099</w:t>
-      </w:r>
-      <w:r>
-        <w:t xml:space="preserve"> </w:t>
-      </w:r>
-      <w:r>
-        <w:rPr>
-          <w:b/>
-          <w:bCs/>
-          <w:color w:val="77206D" w:themeColor="accent5" w:themeShade="BF"/>
-          <w:u w:val="single"/>
-        </w:rPr>
-        <w:t>patients who overlapped between OMOP and Raw</w:t>
+        <w:t>Below is done on the 23,099 patients who overlapped between OMOP and Raw</w:t>
       </w:r>
     </w:p>
     <w:p>
       <w:r>
-        <w:t>Compare cohort/</w:t>
-      </w:r>
-      <w:proofErr w:type="spellStart"/>
-      <w:r>
-        <w:t>aurum</w:t>
-      </w:r>
-      <w:proofErr w:type="spellEnd"/>
-      <w:r>
-        <w:t xml:space="preserve"> start and end dates</w:t>
+        <w:t>Compare cohort/aurum start and end dates</w:t>
       </w:r>
     </w:p>
     <w:tbl>
@@ -2525,6 +3116,9 @@
     <w:p/>
     <w:p>
       <w:r>
+        <w:rPr>
+          <w:noProof/>
+        </w:rPr>
         <w:drawing>
           <wp:inline distT="0" distB="0" distL="0" distR="0" wp14:anchorId="1C92DEE6" wp14:editId="6545EA8C">
             <wp:extent cx="5731510" cy="2345055"/>
@@ -2541,7 +3135,7 @@
                     <pic:cNvPicPr/>
                   </pic:nvPicPr>
                   <pic:blipFill>
-                    <a:blip r:embed="rId10"/>
+                    <a:blip r:embed="rId6"/>
                     <a:stretch>
                       <a:fillRect/>
                     </a:stretch>
@@ -2561,6 +3155,9 @@
           </wp:inline>
         </w:drawing>
       </w:r>
+      <w:r>
+        <w:br w:type="page"/>
+      </w:r>
     </w:p>
     <w:p>
       <w:pPr>
@@ -2581,50 +3178,19 @@
       </w:r>
     </w:p>
     <w:p>
-      <w:r>
-        <w:t xml:space="preserve">Out </w:t>
-      </w:r>
-      <w:r>
-        <w:t>o</w:t>
-      </w:r>
-      <w:r>
-        <w:t>f the 2</w:t>
-      </w:r>
-      <w:r>
-        <w:t>3,099, how many patients have</w:t>
-      </w:r>
-      <w:r>
-        <w:t xml:space="preserve"> </w:t>
-      </w:r>
-      <w:r>
-        <w:t xml:space="preserve">the </w:t>
-      </w:r>
-      <w:r>
-        <w:t xml:space="preserve">different fracture dates, different ages but with the same </w:t>
-      </w:r>
-      <w:r>
-        <w:t>fracture site:</w:t>
-      </w:r>
-      <w:r>
-        <w:t xml:space="preserve"> 12</w:t>
-      </w:r>
-      <w:r>
-        <w:t xml:space="preserve"> (0.05</w:t>
-      </w:r>
-      <w:r>
-        <w:t>1</w:t>
-      </w:r>
-      <w:r>
-        <w:t>%)</w:t>
-      </w:r>
-    </w:p>
-    <w:p>
+      <w:pPr>
+        <w:rPr>
+          <w:b/>
+          <w:bCs/>
+          <w:u w:val="single"/>
+        </w:rPr>
+      </w:pPr>
       <w:r>
         <w:drawing>
-          <wp:inline distT="0" distB="0" distL="0" distR="0" wp14:anchorId="75464FA9" wp14:editId="7C4438EE">
-            <wp:extent cx="5731510" cy="1846580"/>
-            <wp:effectExtent l="0" t="0" r="2540" b="1270"/>
-            <wp:docPr id="1475500552" name="Picture 1" descr="A screenshot of a computer&#10;&#10;AI-generated content may be incorrect."/>
+          <wp:inline distT="0" distB="0" distL="0" distR="0" wp14:anchorId="06A764A0" wp14:editId="4AC634C3">
+            <wp:extent cx="3368040" cy="2635176"/>
+            <wp:effectExtent l="0" t="0" r="3810" b="0"/>
+            <wp:docPr id="1340954577" name="Picture 1" descr="A screenshot of a graph&#10;&#10;AI-generated content may be incorrect."/>
             <wp:cNvGraphicFramePr>
               <a:graphicFrameLocks xmlns:a="http://schemas.openxmlformats.org/drawingml/2006/main" noChangeAspect="1"/>
             </wp:cNvGraphicFramePr>
@@ -2632,11 +3198,11 @@
               <a:graphicData uri="http://schemas.openxmlformats.org/drawingml/2006/picture">
                 <pic:pic xmlns:pic="http://schemas.openxmlformats.org/drawingml/2006/picture">
                   <pic:nvPicPr>
-                    <pic:cNvPr id="1475500552" name="Picture 1" descr="A screenshot of a computer&#10;&#10;AI-generated content may be incorrect."/>
+                    <pic:cNvPr id="1340954577" name="Picture 1" descr="A screenshot of a graph&#10;&#10;AI-generated content may be incorrect."/>
                     <pic:cNvPicPr/>
                   </pic:nvPicPr>
                   <pic:blipFill>
-                    <a:blip r:embed="rId11"/>
+                    <a:blip r:embed="rId7"/>
                     <a:stretch>
                       <a:fillRect/>
                     </a:stretch>
@@ -2644,7 +3210,7 @@
                   <pic:spPr>
                     <a:xfrm>
                       <a:off x="0" y="0"/>
-                      <a:ext cx="5731510" cy="1846580"/>
+                      <a:ext cx="3388518" cy="2651198"/>
                     </a:xfrm>
                     <a:prstGeom prst="rect">
                       <a:avLst/>
@@ -2659,41 +3225,202 @@
     </w:p>
     <w:p>
       <w:r>
-        <w:t xml:space="preserve">Out </w:t>
-      </w:r>
-      <w:r>
-        <w:t>o</w:t>
-      </w:r>
-      <w:r>
-        <w:t xml:space="preserve">f the 23,099, how many patients have the </w:t>
-      </w:r>
-      <w:r>
-        <w:t xml:space="preserve">same fracture site but with </w:t>
-      </w:r>
-      <w:r>
-        <w:t>different age</w:t>
-      </w:r>
-      <w:r>
-        <w:t>s</w:t>
-      </w:r>
-      <w:r>
-        <w:t>:</w:t>
-      </w:r>
-      <w:r>
-        <w:t xml:space="preserve"> 12</w:t>
-      </w:r>
-      <w:r>
-        <w:t xml:space="preserve"> (0.05</w:t>
-      </w:r>
-      <w:r>
-        <w:t>1</w:t>
-      </w:r>
-      <w:r>
-        <w:t>%)</w:t>
+        <w:t xml:space="preserve">Out of the </w:t>
+      </w:r>
+      <w:r>
+        <w:t>23,099, how</w:t>
+      </w:r>
+      <w:r>
+        <w:t xml:space="preserve"> many patients have the same site, same f</w:t>
+      </w:r>
+      <w:r>
+        <w:t>racture</w:t>
+      </w:r>
+      <w:r>
+        <w:t xml:space="preserve"> date but different ages: </w:t>
+      </w:r>
+      <w:r>
+        <w:rPr>
+          <w:b/>
+          <w:bCs/>
+          <w:u w:val="single"/>
+        </w:rPr>
+        <w:t>0</w:t>
       </w:r>
     </w:p>
     <w:p>
       <w:r>
+        <w:t xml:space="preserve">Out </w:t>
+      </w:r>
+      <w:r>
+        <w:t>o</w:t>
+      </w:r>
+      <w:r>
+        <w:t>f the 2</w:t>
+      </w:r>
+      <w:r>
+        <w:t>3,099, how many patients have</w:t>
+      </w:r>
+      <w:r>
+        <w:t xml:space="preserve"> </w:t>
+      </w:r>
+      <w:r>
+        <w:t xml:space="preserve">the </w:t>
+      </w:r>
+      <w:r>
+        <w:t xml:space="preserve">same </w:t>
+      </w:r>
+      <w:r>
+        <w:t xml:space="preserve">fracture </w:t>
+      </w:r>
+      <w:r>
+        <w:t xml:space="preserve">site </w:t>
+      </w:r>
+      <w:r>
+        <w:t>but with different ages</w:t>
+      </w:r>
+      <w:r>
+        <w:t>:</w:t>
+      </w:r>
+      <w:r>
+        <w:t xml:space="preserve"> </w:t>
+      </w:r>
+      <w:r>
+        <w:rPr>
+          <w:b/>
+          <w:bCs/>
+          <w:u w:val="single"/>
+        </w:rPr>
+        <w:t>12</w:t>
+      </w:r>
+      <w:r>
+        <w:rPr>
+          <w:b/>
+          <w:bCs/>
+          <w:u w:val="single"/>
+        </w:rPr>
+        <w:t xml:space="preserve"> (0.05</w:t>
+      </w:r>
+      <w:r>
+        <w:rPr>
+          <w:b/>
+          <w:bCs/>
+          <w:u w:val="single"/>
+        </w:rPr>
+        <w:t>1</w:t>
+      </w:r>
+      <w:r>
+        <w:rPr>
+          <w:b/>
+          <w:bCs/>
+          <w:u w:val="single"/>
+        </w:rPr>
+        <w:t>%)</w:t>
+      </w:r>
+      <w:r>
+        <w:t xml:space="preserve"> – Same year of birth but different fracture dates.</w:t>
+      </w:r>
+    </w:p>
+    <w:p>
+      <w:r>
+        <w:rPr>
+          <w:noProof/>
+        </w:rPr>
+        <w:drawing>
+          <wp:inline distT="0" distB="0" distL="0" distR="0" wp14:anchorId="74509C79" wp14:editId="4FC98D1B">
+            <wp:extent cx="5731510" cy="1824355"/>
+            <wp:effectExtent l="0" t="0" r="2540" b="4445"/>
+            <wp:docPr id="155284448" name="Picture 1" descr="A screenshot of a computer&#10;&#10;AI-generated content may be incorrect."/>
+            <wp:cNvGraphicFramePr>
+              <a:graphicFrameLocks xmlns:a="http://schemas.openxmlformats.org/drawingml/2006/main" noChangeAspect="1"/>
+            </wp:cNvGraphicFramePr>
+            <a:graphic xmlns:a="http://schemas.openxmlformats.org/drawingml/2006/main">
+              <a:graphicData uri="http://schemas.openxmlformats.org/drawingml/2006/picture">
+                <pic:pic xmlns:pic="http://schemas.openxmlformats.org/drawingml/2006/picture">
+                  <pic:nvPicPr>
+                    <pic:cNvPr id="155284448" name="Picture 1" descr="A screenshot of a computer&#10;&#10;AI-generated content may be incorrect."/>
+                    <pic:cNvPicPr/>
+                  </pic:nvPicPr>
+                  <pic:blipFill>
+                    <a:blip r:embed="rId8"/>
+                    <a:stretch>
+                      <a:fillRect/>
+                    </a:stretch>
+                  </pic:blipFill>
+                  <pic:spPr>
+                    <a:xfrm>
+                      <a:off x="0" y="0"/>
+                      <a:ext cx="5731510" cy="1824355"/>
+                    </a:xfrm>
+                    <a:prstGeom prst="rect">
+                      <a:avLst/>
+                    </a:prstGeom>
+                  </pic:spPr>
+                </pic:pic>
+              </a:graphicData>
+            </a:graphic>
+          </wp:inline>
+        </w:drawing>
+      </w:r>
+    </w:p>
+    <w:p>
+      <w:pPr>
+        <w:rPr>
+          <w:b/>
+          <w:bCs/>
+          <w:u w:val="single"/>
+        </w:rPr>
+      </w:pPr>
+      <w:r>
+        <w:t xml:space="preserve">Out </w:t>
+      </w:r>
+      <w:r>
+        <w:t>o</w:t>
+      </w:r>
+      <w:r>
+        <w:t>f the 23,099, how many patients have the same fracture site but with different ages:</w:t>
+      </w:r>
+      <w:r>
+        <w:t xml:space="preserve"> </w:t>
+      </w:r>
+      <w:r>
+        <w:rPr>
+          <w:b/>
+          <w:bCs/>
+          <w:u w:val="single"/>
+        </w:rPr>
+        <w:t>12</w:t>
+      </w:r>
+      <w:r>
+        <w:rPr>
+          <w:b/>
+          <w:bCs/>
+          <w:u w:val="single"/>
+        </w:rPr>
+        <w:t xml:space="preserve"> (0.05</w:t>
+      </w:r>
+      <w:r>
+        <w:rPr>
+          <w:b/>
+          <w:bCs/>
+          <w:u w:val="single"/>
+        </w:rPr>
+        <w:t>1</w:t>
+      </w:r>
+      <w:r>
+        <w:rPr>
+          <w:b/>
+          <w:bCs/>
+          <w:u w:val="single"/>
+        </w:rPr>
+        <w:t>%)</w:t>
+      </w:r>
+    </w:p>
+    <w:p>
+      <w:r>
+        <w:rPr>
+          <w:noProof/>
+        </w:rPr>
         <w:drawing>
           <wp:inline distT="0" distB="0" distL="0" distR="0" wp14:anchorId="54AEA59D" wp14:editId="5F87811A">
             <wp:extent cx="5731510" cy="1837055"/>
@@ -2710,7 +3437,7 @@
                     <pic:cNvPicPr/>
                   </pic:nvPicPr>
                   <pic:blipFill>
-                    <a:blip r:embed="rId12"/>
+                    <a:blip r:embed="rId9"/>
                     <a:stretch>
                       <a:fillRect/>
                     </a:stretch>
@@ -2732,6 +3459,49 @@
       </w:r>
     </w:p>
     <w:p>
+      <w:pPr>
+        <w:rPr>
+          <w:b/>
+          <w:bCs/>
+          <w:u w:val="single"/>
+        </w:rPr>
+      </w:pPr>
+      <w:r>
+        <w:rPr>
+          <w:b/>
+          <w:bCs/>
+          <w:u w:val="single"/>
+        </w:rPr>
+        <w:br w:type="page"/>
+      </w:r>
+    </w:p>
+    <w:p>
+      <w:pPr>
+        <w:rPr>
+          <w:b/>
+          <w:bCs/>
+          <w:u w:val="single"/>
+        </w:rPr>
+      </w:pPr>
+      <w:r>
+        <w:rPr>
+          <w:b/>
+          <w:bCs/>
+          <w:u w:val="single"/>
+        </w:rPr>
+        <w:lastRenderedPageBreak/>
+        <w:t>Comparing frac</w:t>
+      </w:r>
+      <w:r>
+        <w:rPr>
+          <w:b/>
+          <w:bCs/>
+          <w:u w:val="single"/>
+        </w:rPr>
+        <w:t>ture sites and fracture dates</w:t>
+      </w:r>
+    </w:p>
+    <w:p>
       <w:r>
         <w:t xml:space="preserve">Out </w:t>
       </w:r>
@@ -2739,32 +3509,459 @@
         <w:t>o</w:t>
       </w:r>
       <w:r>
-        <w:t xml:space="preserve">f the 23,099, how many patients have the different fracture </w:t>
-      </w:r>
-      <w:r>
-        <w:t>sites with</w:t>
-      </w:r>
-      <w:r>
-        <w:t xml:space="preserve"> different</w:t>
+        <w:t xml:space="preserve">f the 23,099, </w:t>
+      </w:r>
+      <w:r>
+        <w:t xml:space="preserve">how </w:t>
+      </w:r>
+      <w:r>
+        <w:t>many patients and % had same site for different dates</w:t>
+      </w:r>
+      <w:r>
+        <w:t>:</w:t>
+      </w:r>
+      <w:r>
+        <w:t xml:space="preserve"> </w:t>
+      </w:r>
+      <w:r>
+        <w:rPr>
+          <w:b/>
+          <w:bCs/>
+          <w:u w:val="single"/>
+        </w:rPr>
+        <w:t>10</w:t>
+      </w:r>
+      <w:r>
+        <w:rPr>
+          <w:b/>
+          <w:bCs/>
+          <w:u w:val="single"/>
+        </w:rPr>
+        <w:t>3</w:t>
+      </w:r>
+      <w:r>
+        <w:rPr>
+          <w:b/>
+          <w:bCs/>
+          <w:u w:val="single"/>
+        </w:rPr>
+        <w:t xml:space="preserve"> (</w:t>
+      </w:r>
+      <w:r>
+        <w:rPr>
+          <w:b/>
+          <w:bCs/>
+          <w:u w:val="single"/>
+        </w:rPr>
+        <w:t>0.4</w:t>
+      </w:r>
+      <w:r>
+        <w:rPr>
+          <w:b/>
+          <w:bCs/>
+          <w:u w:val="single"/>
+        </w:rPr>
+        <w:t>5</w:t>
+      </w:r>
+      <w:r>
+        <w:rPr>
+          <w:b/>
+          <w:bCs/>
+          <w:u w:val="single"/>
+        </w:rPr>
+        <w:t>%)</w:t>
+      </w:r>
+    </w:p>
+    <w:p>
+      <w:r>
+        <w:rPr>
+          <w:noProof/>
+        </w:rPr>
+        <w:drawing>
+          <wp:inline distT="0" distB="0" distL="0" distR="0" wp14:anchorId="4C238406" wp14:editId="3A635B45">
+            <wp:extent cx="4602480" cy="1908097"/>
+            <wp:effectExtent l="0" t="0" r="7620" b="0"/>
+            <wp:docPr id="2093028551" name="Picture 1" descr="A screenshot of a computer&#10;&#10;AI-generated content may be incorrect."/>
+            <wp:cNvGraphicFramePr>
+              <a:graphicFrameLocks xmlns:a="http://schemas.openxmlformats.org/drawingml/2006/main" noChangeAspect="1"/>
+            </wp:cNvGraphicFramePr>
+            <a:graphic xmlns:a="http://schemas.openxmlformats.org/drawingml/2006/main">
+              <a:graphicData uri="http://schemas.openxmlformats.org/drawingml/2006/picture">
+                <pic:pic xmlns:pic="http://schemas.openxmlformats.org/drawingml/2006/picture">
+                  <pic:nvPicPr>
+                    <pic:cNvPr id="2093028551" name="Picture 1" descr="A screenshot of a computer&#10;&#10;AI-generated content may be incorrect."/>
+                    <pic:cNvPicPr/>
+                  </pic:nvPicPr>
+                  <pic:blipFill>
+                    <a:blip r:embed="rId10"/>
+                    <a:stretch>
+                      <a:fillRect/>
+                    </a:stretch>
+                  </pic:blipFill>
+                  <pic:spPr>
+                    <a:xfrm>
+                      <a:off x="0" y="0"/>
+                      <a:ext cx="4621042" cy="1915792"/>
+                    </a:xfrm>
+                    <a:prstGeom prst="rect">
+                      <a:avLst/>
+                    </a:prstGeom>
+                  </pic:spPr>
+                </pic:pic>
+              </a:graphicData>
+            </a:graphic>
+          </wp:inline>
+        </w:drawing>
+      </w:r>
+    </w:p>
+    <w:p>
+      <w:r>
+        <w:t xml:space="preserve">Out of the 23099 patients, how </w:t>
+      </w:r>
+      <w:r>
+        <w:t>many patients and % had same dates for the same site</w:t>
       </w:r>
       <w:r>
         <w:t xml:space="preserve">: </w:t>
       </w:r>
       <w:r>
-        <w:t>1</w:t>
-      </w:r>
-      <w:r>
-        <w:t>1</w:t>
-      </w:r>
-      <w:r>
+        <w:rPr>
+          <w:b/>
+          <w:bCs/>
+          <w:u w:val="single"/>
+        </w:rPr>
+        <w:t>2</w:t>
+      </w:r>
+      <w:r>
+        <w:rPr>
+          <w:b/>
+          <w:bCs/>
+          <w:u w:val="single"/>
+        </w:rPr>
+        <w:t>2</w:t>
+      </w:r>
+      <w:r>
+        <w:rPr>
+          <w:b/>
+          <w:bCs/>
+          <w:u w:val="single"/>
+        </w:rPr>
+        <w:t>,</w:t>
+      </w:r>
+      <w:r>
+        <w:rPr>
+          <w:b/>
+          <w:bCs/>
+          <w:u w:val="single"/>
+        </w:rPr>
+        <w:t>970</w:t>
+      </w:r>
+      <w:r>
+        <w:rPr>
+          <w:b/>
+          <w:bCs/>
+          <w:u w:val="single"/>
+        </w:rPr>
+        <w:t xml:space="preserve"> (9</w:t>
+      </w:r>
+      <w:r>
+        <w:rPr>
+          <w:b/>
+          <w:bCs/>
+          <w:u w:val="single"/>
+        </w:rPr>
+        <w:t>9.44</w:t>
+      </w:r>
+      <w:r>
+        <w:rPr>
+          <w:b/>
+          <w:bCs/>
+          <w:u w:val="single"/>
+        </w:rPr>
+        <w:t>%)</w:t>
+      </w:r>
+    </w:p>
+    <w:p>
+      <w:r>
+        <w:rPr>
+          <w:noProof/>
+        </w:rPr>
+        <w:drawing>
+          <wp:inline distT="0" distB="0" distL="0" distR="0" wp14:anchorId="2C3DEF23" wp14:editId="3A026926">
+            <wp:extent cx="4648200" cy="1907482"/>
+            <wp:effectExtent l="0" t="0" r="0" b="0"/>
+            <wp:docPr id="1142520089" name="Picture 1" descr="A screenshot of a computer&#10;&#10;AI-generated content may be incorrect."/>
+            <wp:cNvGraphicFramePr>
+              <a:graphicFrameLocks xmlns:a="http://schemas.openxmlformats.org/drawingml/2006/main" noChangeAspect="1"/>
+            </wp:cNvGraphicFramePr>
+            <a:graphic xmlns:a="http://schemas.openxmlformats.org/drawingml/2006/main">
+              <a:graphicData uri="http://schemas.openxmlformats.org/drawingml/2006/picture">
+                <pic:pic xmlns:pic="http://schemas.openxmlformats.org/drawingml/2006/picture">
+                  <pic:nvPicPr>
+                    <pic:cNvPr id="1142520089" name="Picture 1" descr="A screenshot of a computer&#10;&#10;AI-generated content may be incorrect."/>
+                    <pic:cNvPicPr/>
+                  </pic:nvPicPr>
+                  <pic:blipFill>
+                    <a:blip r:embed="rId11"/>
+                    <a:stretch>
+                      <a:fillRect/>
+                    </a:stretch>
+                  </pic:blipFill>
+                  <pic:spPr>
+                    <a:xfrm>
+                      <a:off x="0" y="0"/>
+                      <a:ext cx="4668736" cy="1915910"/>
+                    </a:xfrm>
+                    <a:prstGeom prst="rect">
+                      <a:avLst/>
+                    </a:prstGeom>
+                  </pic:spPr>
+                </pic:pic>
+              </a:graphicData>
+            </a:graphic>
+          </wp:inline>
+        </w:drawing>
+      </w:r>
+    </w:p>
+    <w:p>
+      <w:pPr>
+        <w:rPr>
+          <w:b/>
+          <w:bCs/>
+          <w:u w:val="single"/>
+        </w:rPr>
+      </w:pPr>
+      <w:r>
+        <w:t xml:space="preserve">Out of the </w:t>
+      </w:r>
+      <w:r>
+        <w:t xml:space="preserve">23099 patients, </w:t>
+      </w:r>
+      <w:r>
+        <w:t>h</w:t>
+      </w:r>
+      <w:r>
+        <w:t>ow many patients and % had same dates for the different site</w:t>
+      </w:r>
+      <w:r>
+        <w:t xml:space="preserve">: </w:t>
+      </w:r>
+      <w:r>
+        <w:rPr>
+          <w:b/>
+          <w:bCs/>
+          <w:u w:val="single"/>
+        </w:rPr>
+        <w:t>9</w:t>
+      </w:r>
+      <w:r>
+        <w:rPr>
+          <w:b/>
+          <w:bCs/>
+          <w:u w:val="single"/>
+        </w:rPr>
         <w:t xml:space="preserve"> (</w:t>
       </w:r>
       <w:r>
-        <w:t>0.048%)</w:t>
+        <w:rPr>
+          <w:b/>
+          <w:bCs/>
+          <w:u w:val="single"/>
+        </w:rPr>
+        <w:t>0.004</w:t>
+      </w:r>
+      <w:r>
+        <w:rPr>
+          <w:b/>
+          <w:bCs/>
+          <w:u w:val="single"/>
+        </w:rPr>
+        <w:t>%)</w:t>
       </w:r>
     </w:p>
-    <w:p/>
-    <w:p/>
+    <w:p>
+      <w:r>
+        <w:rPr>
+          <w:noProof/>
+        </w:rPr>
+        <w:drawing>
+          <wp:inline distT="0" distB="0" distL="0" distR="0" wp14:anchorId="6EA05664" wp14:editId="2A44649F">
+            <wp:extent cx="4632960" cy="1848359"/>
+            <wp:effectExtent l="0" t="0" r="0" b="0"/>
+            <wp:docPr id="1080729921" name="Picture 1" descr="A screenshot of a computer&#10;&#10;AI-generated content may be incorrect."/>
+            <wp:cNvGraphicFramePr>
+              <a:graphicFrameLocks xmlns:a="http://schemas.openxmlformats.org/drawingml/2006/main" noChangeAspect="1"/>
+            </wp:cNvGraphicFramePr>
+            <a:graphic xmlns:a="http://schemas.openxmlformats.org/drawingml/2006/main">
+              <a:graphicData uri="http://schemas.openxmlformats.org/drawingml/2006/picture">
+                <pic:pic xmlns:pic="http://schemas.openxmlformats.org/drawingml/2006/picture">
+                  <pic:nvPicPr>
+                    <pic:cNvPr id="1080729921" name="Picture 1" descr="A screenshot of a computer&#10;&#10;AI-generated content may be incorrect."/>
+                    <pic:cNvPicPr/>
+                  </pic:nvPicPr>
+                  <pic:blipFill>
+                    <a:blip r:embed="rId12"/>
+                    <a:stretch>
+                      <a:fillRect/>
+                    </a:stretch>
+                  </pic:blipFill>
+                  <pic:spPr>
+                    <a:xfrm>
+                      <a:off x="0" y="0"/>
+                      <a:ext cx="4650641" cy="1855413"/>
+                    </a:xfrm>
+                    <a:prstGeom prst="rect">
+                      <a:avLst/>
+                    </a:prstGeom>
+                  </pic:spPr>
+                </pic:pic>
+              </a:graphicData>
+            </a:graphic>
+          </wp:inline>
+        </w:drawing>
+      </w:r>
+    </w:p>
+    <w:p>
+      <w:pPr>
+        <w:rPr>
+          <w:b/>
+          <w:bCs/>
+          <w:u w:val="single"/>
+        </w:rPr>
+      </w:pPr>
+      <w:r>
+        <w:rPr>
+          <w:b/>
+          <w:bCs/>
+          <w:u w:val="single"/>
+        </w:rPr>
+        <w:br w:type="page"/>
+      </w:r>
+    </w:p>
+    <w:p>
+      <w:pPr>
+        <w:rPr>
+          <w:b/>
+          <w:bCs/>
+          <w:u w:val="single"/>
+        </w:rPr>
+      </w:pPr>
+      <w:r>
+        <w:rPr>
+          <w:b/>
+          <w:bCs/>
+          <w:u w:val="single"/>
+        </w:rPr>
+        <w:lastRenderedPageBreak/>
+        <w:t>Comparing death dates</w:t>
+      </w:r>
+    </w:p>
+    <w:p>
+      <w:r>
+        <w:rPr>
+          <w:noProof/>
+        </w:rPr>
+        <w:drawing>
+          <wp:inline distT="0" distB="0" distL="0" distR="0" wp14:anchorId="4A53A9E6" wp14:editId="089CF694">
+            <wp:extent cx="5295900" cy="3219433"/>
+            <wp:effectExtent l="0" t="0" r="0" b="635"/>
+            <wp:docPr id="957344657" name="Picture 1" descr="A graph of a graph of a graph of a graph of a graph of a graph of a graph of a graph of a graph of a graph of a graph of a graph of a graph of&#10;&#10;AI-generated content may be incorrect."/>
+            <wp:cNvGraphicFramePr>
+              <a:graphicFrameLocks xmlns:a="http://schemas.openxmlformats.org/drawingml/2006/main" noChangeAspect="1"/>
+            </wp:cNvGraphicFramePr>
+            <a:graphic xmlns:a="http://schemas.openxmlformats.org/drawingml/2006/main">
+              <a:graphicData uri="http://schemas.openxmlformats.org/drawingml/2006/picture">
+                <pic:pic xmlns:pic="http://schemas.openxmlformats.org/drawingml/2006/picture">
+                  <pic:nvPicPr>
+                    <pic:cNvPr id="957344657" name="Picture 1" descr="A graph of a graph of a graph of a graph of a graph of a graph of a graph of a graph of a graph of a graph of a graph of a graph of a graph of&#10;&#10;AI-generated content may be incorrect."/>
+                    <pic:cNvPicPr/>
+                  </pic:nvPicPr>
+                  <pic:blipFill>
+                    <a:blip r:embed="rId13"/>
+                    <a:stretch>
+                      <a:fillRect/>
+                    </a:stretch>
+                  </pic:blipFill>
+                  <pic:spPr>
+                    <a:xfrm>
+                      <a:off x="0" y="0"/>
+                      <a:ext cx="5306466" cy="3225856"/>
+                    </a:xfrm>
+                    <a:prstGeom prst="rect">
+                      <a:avLst/>
+                    </a:prstGeom>
+                  </pic:spPr>
+                </pic:pic>
+              </a:graphicData>
+            </a:graphic>
+          </wp:inline>
+        </w:drawing>
+      </w:r>
+    </w:p>
+    <w:p>
+      <w:r>
+        <w:t xml:space="preserve">Out of 6125 patients who died both in OMOP and Raw, </w:t>
+      </w:r>
+      <w:r>
+        <w:t>h</w:t>
+      </w:r>
+      <w:r>
+        <w:t>ow many patients have different death date in OMOP and Raw?</w:t>
+      </w:r>
+      <w:r>
+        <w:t xml:space="preserve"> </w:t>
+      </w:r>
+      <w:r>
+        <w:rPr>
+          <w:b/>
+          <w:bCs/>
+          <w:u w:val="single"/>
+        </w:rPr>
+        <w:t>0</w:t>
+      </w:r>
+    </w:p>
+    <w:p>
+      <w:r>
+        <w:rPr>
+          <w:noProof/>
+        </w:rPr>
+        <w:drawing>
+          <wp:inline distT="0" distB="0" distL="0" distR="0" wp14:anchorId="3C673F4A" wp14:editId="28982BAC">
+            <wp:extent cx="3452159" cy="2682472"/>
+            <wp:effectExtent l="0" t="0" r="0" b="3810"/>
+            <wp:docPr id="606107124" name="Picture 1" descr="A screenshot of a computer&#10;&#10;AI-generated content may be incorrect."/>
+            <wp:cNvGraphicFramePr>
+              <a:graphicFrameLocks xmlns:a="http://schemas.openxmlformats.org/drawingml/2006/main" noChangeAspect="1"/>
+            </wp:cNvGraphicFramePr>
+            <a:graphic xmlns:a="http://schemas.openxmlformats.org/drawingml/2006/main">
+              <a:graphicData uri="http://schemas.openxmlformats.org/drawingml/2006/picture">
+                <pic:pic xmlns:pic="http://schemas.openxmlformats.org/drawingml/2006/picture">
+                  <pic:nvPicPr>
+                    <pic:cNvPr id="606107124" name="Picture 1" descr="A screenshot of a computer&#10;&#10;AI-generated content may be incorrect."/>
+                    <pic:cNvPicPr/>
+                  </pic:nvPicPr>
+                  <pic:blipFill>
+                    <a:blip r:embed="rId14"/>
+                    <a:stretch>
+                      <a:fillRect/>
+                    </a:stretch>
+                  </pic:blipFill>
+                  <pic:spPr>
+                    <a:xfrm>
+                      <a:off x="0" y="0"/>
+                      <a:ext cx="3452159" cy="2682472"/>
+                    </a:xfrm>
+                    <a:prstGeom prst="rect">
+                      <a:avLst/>
+                    </a:prstGeom>
+                  </pic:spPr>
+                </pic:pic>
+              </a:graphicData>
+            </a:graphic>
+          </wp:inline>
+        </w:drawing>
+      </w:r>
+    </w:p>
     <w:sectPr>
       <w:pgSz w:w="11906" w:h="16838"/>
       <w:pgMar w:top="1440" w:right="1440" w:bottom="1440" w:left="1440" w:header="708" w:footer="708" w:gutter="0"/>
@@ -2773,75 +3970,6 @@
     </w:sectPr>
   </w:body>
 </w:document>
-</file>
-
-<file path=word/comments.xml><?xml version="1.0" encoding="utf-8"?>
-<w:comments xmlns:wpc="http://schemas.microsoft.com/office/word/2010/wordprocessingCanvas" xmlns:cx="http://schemas.microsoft.com/office/drawing/2014/chartex" xmlns:cx1="http://schemas.microsoft.com/office/drawing/2015/9/8/chartex" xmlns:cx2="http://schemas.microsoft.com/office/drawing/2015/10/21/chartex" xmlns:cx3="http://schemas.microsoft.com/office/drawing/2016/5/9/chartex" xmlns:cx4="http://schemas.microsoft.com/office/drawing/2016/5/10/chartex" xmlns:cx5="http://schemas.microsoft.com/office/drawing/2016/5/11/chartex" xmlns:cx6="http://schemas.microsoft.com/office/drawing/2016/5/12/chartex" xmlns:cx7="http://schemas.microsoft.com/office/drawing/2016/5/13/chartex" xmlns:cx8="http://schemas.microsoft.com/office/drawing/2016/5/14/chartex" xmlns:mc="http://schemas.openxmlformats.org/markup-compatibility/2006" xmlns:aink="http://schemas.microsoft.com/office/drawing/2016/ink" xmlns:am3d="http://schemas.microsoft.com/office/drawing/2017/model3d" xmlns:o="urn:schemas-microsoft-com:office:office" xmlns:oel="http://schemas.microsoft.com/office/2019/extlst" xmlns:r="http://schemas.openxmlformats.org/officeDocument/2006/relationships" xmlns:m="http://schemas.openxmlformats.org/officeDocument/2006/math" xmlns:v="urn:schemas-microsoft-com:vml" xmlns:wp14="http://schemas.microsoft.com/office/word/2010/wordprocessingDrawing" xmlns:wp="http://schemas.openxmlformats.org/drawingml/2006/wordprocessingDrawing" xmlns:w10="urn:schemas-microsoft-com:office:word" xmlns:w="http://schemas.openxmlformats.org/wordprocessingml/2006/main" xmlns:w14="http://schemas.microsoft.com/office/word/2010/wordml" xmlns:w15="http://schemas.microsoft.com/office/word/2012/wordml" xmlns:w16cex="http://schemas.microsoft.com/office/word/2018/wordml/cex" xmlns:w16cid="http://schemas.microsoft.com/office/word/2016/wordml/cid" xmlns:w16="http://schemas.microsoft.com/office/word/2018/wordml" xmlns:w16du="http://schemas.microsoft.com/office/word/2023/wordml/word16du" xmlns:w16sdtdh="http://schemas.microsoft.com/office/word/2020/wordml/sdtdatahash" xmlns:w16sdtfl="http://schemas.microsoft.com/office/word/2024/wordml/sdtformatlock" xmlns:w16se="http://schemas.microsoft.com/office/word/2015/wordml/symex" xmlns:wpg="http://schemas.microsoft.com/office/word/2010/wordprocessingGroup" xmlns:wpi="http://schemas.microsoft.com/office/word/2010/wordprocessingInk" xmlns:wne="http://schemas.microsoft.com/office/word/2006/wordml" xmlns:wps="http://schemas.microsoft.com/office/word/2010/wordprocessingShape" mc:Ignorable="w14 w15 w16se w16cid w16 w16cex w16sdtdh w16sdtfl w16du wp14">
-  <w:comment w:id="0" w:author="Gianluca Fabiano" w:date="2025-01-29T17:31:00Z" w:initials="GF">
-    <w:p>
-      <w:r>
-        <w:annotationRef/>
-      </w:r>
-      <w:r>
-        <w:t>the difference between these is expected and it is due to the fact that cohort_start and cohort_end dates are created in the omop code (</w:t>
-      </w:r>
-      <w:hyperlink r:id="rId1" w:anchor="L4C1-L9C31)">
-        <w:r>
-          <w:t>https://github.com/oxford-pharmacoepi/RefractureStudy/blob/1f1668a0c5787e6b2cba2fdac38f73396a06a236/2_CohortCreation/CleaningFractures.R#L4C1-L9C31)</w:t>
-        </w:r>
-      </w:hyperlink>
-      <w:r>
-        <w:t xml:space="preserve">  using the incidenceprevalence package </w:t>
-      </w:r>
-      <w:hyperlink r:id="rId2" w:anchor="L27C1-L35C51.">
-        <w:r>
-          <w:t>https://github.com/darwin-eu/IncidencePrevalence/blob/main/vignettes/a02_Creating_denominator_populations.Rmd#L27C1-L35C51.</w:t>
-        </w:r>
-      </w:hyperlink>
-      <w:r>
-        <w:t xml:space="preserve"> </w:t>
-      </w:r>
-    </w:p>
-  </w:comment>
-</w:comments>
-</file>
-
-<file path=word/commentsExtended.xml><?xml version="1.0" encoding="utf-8"?>
-<w15:commentsEx xmlns:wpc="http://schemas.microsoft.com/office/word/2010/wordprocessingCanvas" xmlns:cx="http://schemas.microsoft.com/office/drawing/2014/chartex" xmlns:cx1="http://schemas.microsoft.com/office/drawing/2015/9/8/chartex" xmlns:cx2="http://schemas.microsoft.com/office/drawing/2015/10/21/chartex" xmlns:cx3="http://schemas.microsoft.com/office/drawing/2016/5/9/chartex" xmlns:cx4="http://schemas.microsoft.com/office/drawing/2016/5/10/chartex" xmlns:cx5="http://schemas.microsoft.com/office/drawing/2016/5/11/chartex" xmlns:cx6="http://schemas.microsoft.com/office/drawing/2016/5/12/chartex" xmlns:cx7="http://schemas.microsoft.com/office/drawing/2016/5/13/chartex" xmlns:cx8="http://schemas.microsoft.com/office/drawing/2016/5/14/chartex" xmlns:mc="http://schemas.openxmlformats.org/markup-compatibility/2006" xmlns:aink="http://schemas.microsoft.com/office/drawing/2016/ink" xmlns:am3d="http://schemas.microsoft.com/office/drawing/2017/model3d" xmlns:o="urn:schemas-microsoft-com:office:office" xmlns:oel="http://schemas.microsoft.com/office/2019/extlst" xmlns:r="http://schemas.openxmlformats.org/officeDocument/2006/relationships" xmlns:m="http://schemas.openxmlformats.org/officeDocument/2006/math" xmlns:v="urn:schemas-microsoft-com:vml" xmlns:wp14="http://schemas.microsoft.com/office/word/2010/wordprocessingDrawing" xmlns:wp="http://schemas.openxmlformats.org/drawingml/2006/wordprocessingDrawing" xmlns:w10="urn:schemas-microsoft-com:office:word" xmlns:w="http://schemas.openxmlformats.org/wordprocessingml/2006/main" xmlns:w14="http://schemas.microsoft.com/office/word/2010/wordml" xmlns:w15="http://schemas.microsoft.com/office/word/2012/wordml" xmlns:w16cex="http://schemas.microsoft.com/office/word/2018/wordml/cex" xmlns:w16cid="http://schemas.microsoft.com/office/word/2016/wordml/cid" xmlns:w16="http://schemas.microsoft.com/office/word/2018/wordml" xmlns:w16du="http://schemas.microsoft.com/office/word/2023/wordml/word16du" xmlns:w16sdtdh="http://schemas.microsoft.com/office/word/2020/wordml/sdtdatahash" xmlns:w16sdtfl="http://schemas.microsoft.com/office/word/2024/wordml/sdtformatlock" xmlns:w16se="http://schemas.microsoft.com/office/word/2015/wordml/symex" xmlns:wpg="http://schemas.microsoft.com/office/word/2010/wordprocessingGroup" xmlns:wpi="http://schemas.microsoft.com/office/word/2010/wordprocessingInk" xmlns:wne="http://schemas.microsoft.com/office/word/2006/wordml" xmlns:wps="http://schemas.microsoft.com/office/word/2010/wordprocessingShape" mc:Ignorable="w14 w15 w16se w16cid w16 w16cex w16sdtdh w16sdtfl w16du wp14">
-  <w15:commentEx w15:paraId="1FAB1A88" w15:done="0"/>
-</w15:commentsEx>
-</file>
-
-<file path=word/commentsExtensible.xml><?xml version="1.0" encoding="utf-8"?>
-<w16cex:commentsExtensible xmlns:wpc="http://schemas.microsoft.com/office/word/2010/wordprocessingCanvas" xmlns:cx="http://schemas.microsoft.com/office/drawing/2014/chartex" xmlns:cx1="http://schemas.microsoft.com/office/drawing/2015/9/8/chartex" xmlns:cx2="http://schemas.microsoft.com/office/drawing/2015/10/21/chartex" xmlns:cx3="http://schemas.microsoft.com/office/drawing/2016/5/9/chartex" xmlns:cx4="http://schemas.microsoft.com/office/drawing/2016/5/10/chartex" xmlns:cx5="http://schemas.microsoft.com/office/drawing/2016/5/11/chartex" xmlns:cx6="http://schemas.microsoft.com/office/drawing/2016/5/12/chartex" xmlns:cx7="http://schemas.microsoft.com/office/drawing/2016/5/13/chartex" xmlns:cx8="http://schemas.microsoft.com/office/drawing/2016/5/14/chartex" xmlns:cr="http://schemas.microsoft.com/office/comments/2020/reactions" xmlns:mc="http://schemas.openxmlformats.org/markup-compatibility/2006" xmlns:aink="http://schemas.microsoft.com/office/drawing/2016/ink" xmlns:am3d="http://schemas.microsoft.com/office/drawing/2017/model3d" xmlns:o="urn:schemas-microsoft-com:office:office" xmlns:oel="http://schemas.microsoft.com/office/2019/extlst" xmlns:r="http://schemas.openxmlformats.org/officeDocument/2006/relationships" xmlns:m="http://schemas.openxmlformats.org/officeDocument/2006/math" xmlns:v="urn:schemas-microsoft-com:vml" xmlns:wp14="http://schemas.microsoft.com/office/word/2010/wordprocessingDrawing" xmlns:wp="http://schemas.openxmlformats.org/drawingml/2006/wordprocessingDrawing" xmlns:w10="urn:schemas-microsoft-com:office:word" xmlns:w="http://schemas.openxmlformats.org/wordprocessingml/2006/main" xmlns:w14="http://schemas.microsoft.com/office/word/2010/wordml" xmlns:w15="http://schemas.microsoft.com/office/word/2012/wordml" xmlns:w16cex="http://schemas.microsoft.com/office/word/2018/wordml/cex" xmlns:w16cid="http://schemas.microsoft.com/office/word/2016/wordml/cid" xmlns:w16="http://schemas.microsoft.com/office/word/2018/wordml" xmlns:w16du="http://schemas.microsoft.com/office/word/2023/wordml/word16du" xmlns:w16sdtdh="http://schemas.microsoft.com/office/word/2020/wordml/sdtdatahash" xmlns:w16sdtfl="http://schemas.microsoft.com/office/word/2024/wordml/sdtformatlock" xmlns:w16se="http://schemas.microsoft.com/office/word/2015/wordml/symex" xmlns:wpg="http://schemas.microsoft.com/office/word/2010/wordprocessingGroup" xmlns:wpi="http://schemas.microsoft.com/office/word/2010/wordprocessingInk" xmlns:wne="http://schemas.microsoft.com/office/word/2006/wordml" xmlns:wps="http://schemas.microsoft.com/office/word/2010/wordprocessingShape" mc:Ignorable="w14 w15 w16se w16cid w16 w16cex w16sdtdh w16sdtfl cr w16du wp14">
-  <w16cex:commentExtensible w16cex:durableId="1EDEC333" w16cex:dateUtc="2025-01-29T17:31:00Z">
-    <w16cex:extLst>
-      <w16:ext w16:uri="{CE6994B0-6A32-4C9F-8C6B-6E91EDA988CE}">
-        <cr:reactions xmlns:cr="http://schemas.microsoft.com/office/comments/2020/reactions">
-          <cr:reaction reactionType="1">
-            <cr:reactionInfo dateUtc="2025-01-30T10:38:55Z">
-              <cr:user userId="S::orms1149@ox.ac.uk::e0523033-eb2c-4aa9-8a7c-2edd687466b4" userProvider="AD" userName="Njoki Njuki"/>
-            </cr:reactionInfo>
-          </cr:reaction>
-        </cr:reactions>
-      </w16:ext>
-    </w16cex:extLst>
-  </w16cex:commentExtensible>
-</w16cex:commentsExtensible>
-</file>
-
-<file path=word/commentsIds.xml><?xml version="1.0" encoding="utf-8"?>
-<w16cid:commentsIds xmlns:wpc="http://schemas.microsoft.com/office/word/2010/wordprocessingCanvas" xmlns:cx="http://schemas.microsoft.com/office/drawing/2014/chartex" xmlns:cx1="http://schemas.microsoft.com/office/drawing/2015/9/8/chartex" xmlns:cx2="http://schemas.microsoft.com/office/drawing/2015/10/21/chartex" xmlns:cx3="http://schemas.microsoft.com/office/drawing/2016/5/9/chartex" xmlns:cx4="http://schemas.microsoft.com/office/drawing/2016/5/10/chartex" xmlns:cx5="http://schemas.microsoft.com/office/drawing/2016/5/11/chartex" xmlns:cx6="http://schemas.microsoft.com/office/drawing/2016/5/12/chartex" xmlns:cx7="http://schemas.microsoft.com/office/drawing/2016/5/13/chartex" xmlns:cx8="http://schemas.microsoft.com/office/drawing/2016/5/14/chartex" xmlns:mc="http://schemas.openxmlformats.org/markup-compatibility/2006" xmlns:aink="http://schemas.microsoft.com/office/drawing/2016/ink" xmlns:am3d="http://schemas.microsoft.com/office/drawing/2017/model3d" xmlns:o="urn:schemas-microsoft-com:office:office" xmlns:oel="http://schemas.microsoft.com/office/2019/extlst" xmlns:r="http://schemas.openxmlformats.org/officeDocument/2006/relationships" xmlns:m="http://schemas.openxmlformats.org/officeDocument/2006/math" xmlns:v="urn:schemas-microsoft-com:vml" xmlns:wp14="http://schemas.microsoft.com/office/word/2010/wordprocessingDrawing" xmlns:wp="http://schemas.openxmlformats.org/drawingml/2006/wordprocessingDrawing" xmlns:w10="urn:schemas-microsoft-com:office:word" xmlns:w="http://schemas.openxmlformats.org/wordprocessingml/2006/main" xmlns:w14="http://schemas.microsoft.com/office/word/2010/wordml" xmlns:w15="http://schemas.microsoft.com/office/word/2012/wordml" xmlns:w16cex="http://schemas.microsoft.com/office/word/2018/wordml/cex" xmlns:w16cid="http://schemas.microsoft.com/office/word/2016/wordml/cid" xmlns:w16="http://schemas.microsoft.com/office/word/2018/wordml" xmlns:w16du="http://schemas.microsoft.com/office/word/2023/wordml/word16du" xmlns:w16sdtdh="http://schemas.microsoft.com/office/word/2020/wordml/sdtdatahash" xmlns:w16sdtfl="http://schemas.microsoft.com/office/word/2024/wordml/sdtformatlock" xmlns:w16se="http://schemas.microsoft.com/office/word/2015/wordml/symex" xmlns:wpg="http://schemas.microsoft.com/office/word/2010/wordprocessingGroup" xmlns:wpi="http://schemas.microsoft.com/office/word/2010/wordprocessingInk" xmlns:wne="http://schemas.microsoft.com/office/word/2006/wordml" xmlns:wps="http://schemas.microsoft.com/office/word/2010/wordprocessingShape" mc:Ignorable="w14 w15 w16se w16cid w16 w16cex w16sdtdh w16sdtfl w16du wp14">
-  <w16cid:commentId w16cid:paraId="1FAB1A88" w16cid:durableId="1EDEC333"/>
-</w16cid:commentsIds>
-</file>
-
-<file path=word/people.xml><?xml version="1.0" encoding="utf-8"?>
-<w15:people xmlns:wpc="http://schemas.microsoft.com/office/word/2010/wordprocessingCanvas" xmlns:cx="http://schemas.microsoft.com/office/drawing/2014/chartex" xmlns:cx1="http://schemas.microsoft.com/office/drawing/2015/9/8/chartex" xmlns:cx2="http://schemas.microsoft.com/office/drawing/2015/10/21/chartex" xmlns:cx3="http://schemas.microsoft.com/office/drawing/2016/5/9/chartex" xmlns:cx4="http://schemas.microsoft.com/office/drawing/2016/5/10/chartex" xmlns:cx5="http://schemas.microsoft.com/office/drawing/2016/5/11/chartex" xmlns:cx6="http://schemas.microsoft.com/office/drawing/2016/5/12/chartex" xmlns:cx7="http://schemas.microsoft.com/office/drawing/2016/5/13/chartex" xmlns:cx8="http://schemas.microsoft.com/office/drawing/2016/5/14/chartex" xmlns:mc="http://schemas.openxmlformats.org/markup-compatibility/2006" xmlns:aink="http://schemas.microsoft.com/office/drawing/2016/ink" xmlns:am3d="http://schemas.microsoft.com/office/drawing/2017/model3d" xmlns:o="urn:schemas-microsoft-com:office:office" xmlns:oel="http://schemas.microsoft.com/office/2019/extlst" xmlns:r="http://schemas.openxmlformats.org/officeDocument/2006/relationships" xmlns:m="http://schemas.openxmlformats.org/officeDocument/2006/math" xmlns:v="urn:schemas-microsoft-com:vml" xmlns:wp14="http://schemas.microsoft.com/office/word/2010/wordprocessingDrawing" xmlns:wp="http://schemas.openxmlformats.org/drawingml/2006/wordprocessingDrawing" xmlns:w10="urn:schemas-microsoft-com:office:word" xmlns:w="http://schemas.openxmlformats.org/wordprocessingml/2006/main" xmlns:w14="http://schemas.microsoft.com/office/word/2010/wordml" xmlns:w15="http://schemas.microsoft.com/office/word/2012/wordml" xmlns:w16cex="http://schemas.microsoft.com/office/word/2018/wordml/cex" xmlns:w16cid="http://schemas.microsoft.com/office/word/2016/wordml/cid" xmlns:w16="http://schemas.microsoft.com/office/word/2018/wordml" xmlns:w16du="http://schemas.microsoft.com/office/word/2023/wordml/word16du" xmlns:w16sdtdh="http://schemas.microsoft.com/office/word/2020/wordml/sdtdatahash" xmlns:w16sdtfl="http://schemas.microsoft.com/office/word/2024/wordml/sdtformatlock" xmlns:w16se="http://schemas.microsoft.com/office/word/2015/wordml/symex" xmlns:wpg="http://schemas.microsoft.com/office/word/2010/wordprocessingGroup" xmlns:wpi="http://schemas.microsoft.com/office/word/2010/wordprocessingInk" xmlns:wne="http://schemas.microsoft.com/office/word/2006/wordml" xmlns:wps="http://schemas.microsoft.com/office/word/2010/wordprocessingShape" mc:Ignorable="w14 w15 w16se w16cid w16 w16cex w16sdtdh w16sdtfl w16du wp14">
-  <w15:person w15:author="Gianluca Fabiano">
-    <w15:presenceInfo w15:providerId="AD" w15:userId="S::orms0952@ox.ac.uk::3e052566-0fc8-4d9c-bdb2-3f975a76c3e1"/>
-  </w15:person>
-</w15:people>
 </file>
 
 <file path=word/styles.xml><?xml version="1.0" encoding="utf-8"?>
@@ -3244,6 +4372,10 @@
   <w:style w:type="paragraph" w:default="1" w:styleId="Normal">
     <w:name w:val="Normal"/>
     <w:qFormat/>
+    <w:rsid w:val="00014714"/>
+    <w:rPr>
+      <w:sz w:val="22"/>
+    </w:rPr>
   </w:style>
   <w:style w:type="paragraph" w:styleId="Heading1">
     <w:name w:val="heading 1"/>
@@ -3447,6 +4579,7 @@
   <w:style w:type="character" w:default="1" w:styleId="DefaultParagraphFont">
     <w:name w:val="Default Paragraph Font"/>
     <w:uiPriority w:val="1"/>
+    <w:semiHidden/>
     <w:unhideWhenUsed/>
   </w:style>
   <w:style w:type="table" w:default="1" w:styleId="TableNormal">
@@ -3779,6 +4912,99 @@
       </w:tblBorders>
     </w:tblPr>
   </w:style>
+  <w:style w:type="paragraph" w:styleId="CommentText">
+    <w:name w:val="annotation text"/>
+    <w:basedOn w:val="Normal"/>
+    <w:link w:val="CommentTextChar"/>
+    <w:uiPriority w:val="99"/>
+    <w:unhideWhenUsed/>
+    <w:pPr>
+      <w:spacing w:line="240" w:lineRule="auto"/>
+    </w:pPr>
+    <w:rPr>
+      <w:sz w:val="20"/>
+      <w:szCs w:val="20"/>
+    </w:rPr>
+  </w:style>
+  <w:style w:type="character" w:customStyle="1" w:styleId="CommentTextChar">
+    <w:name w:val="Comment Text Char"/>
+    <w:basedOn w:val="DefaultParagraphFont"/>
+    <w:link w:val="CommentText"/>
+    <w:uiPriority w:val="99"/>
+    <w:rPr>
+      <w:sz w:val="20"/>
+      <w:szCs w:val="20"/>
+    </w:rPr>
+  </w:style>
+  <w:style w:type="character" w:styleId="CommentReference">
+    <w:name w:val="annotation reference"/>
+    <w:basedOn w:val="DefaultParagraphFont"/>
+    <w:uiPriority w:val="99"/>
+    <w:semiHidden/>
+    <w:unhideWhenUsed/>
+    <w:rPr>
+      <w:sz w:val="16"/>
+      <w:szCs w:val="16"/>
+    </w:rPr>
+  </w:style>
+  <w:style w:type="paragraph" w:styleId="HTMLPreformatted">
+    <w:name w:val="HTML Preformatted"/>
+    <w:basedOn w:val="Normal"/>
+    <w:link w:val="HTMLPreformattedChar"/>
+    <w:uiPriority w:val="99"/>
+    <w:semiHidden/>
+    <w:unhideWhenUsed/>
+    <w:rsid w:val="002040E2"/>
+    <w:pPr>
+      <w:spacing w:after="0" w:line="240" w:lineRule="auto"/>
+    </w:pPr>
+    <w:rPr>
+      <w:rFonts w:ascii="Consolas" w:hAnsi="Consolas"/>
+      <w:sz w:val="20"/>
+      <w:szCs w:val="20"/>
+    </w:rPr>
+  </w:style>
+  <w:style w:type="character" w:customStyle="1" w:styleId="HTMLPreformattedChar">
+    <w:name w:val="HTML Preformatted Char"/>
+    <w:basedOn w:val="DefaultParagraphFont"/>
+    <w:link w:val="HTMLPreformatted"/>
+    <w:uiPriority w:val="99"/>
+    <w:semiHidden/>
+    <w:rsid w:val="002040E2"/>
+    <w:rPr>
+      <w:rFonts w:ascii="Consolas" w:hAnsi="Consolas"/>
+      <w:sz w:val="20"/>
+      <w:szCs w:val="20"/>
+    </w:rPr>
+  </w:style>
+  <w:style w:type="paragraph" w:styleId="CommentSubject">
+    <w:name w:val="annotation subject"/>
+    <w:basedOn w:val="CommentText"/>
+    <w:next w:val="CommentText"/>
+    <w:link w:val="CommentSubjectChar"/>
+    <w:uiPriority w:val="99"/>
+    <w:semiHidden/>
+    <w:unhideWhenUsed/>
+    <w:rsid w:val="00A10FA6"/>
+    <w:rPr>
+      <w:b/>
+      <w:bCs/>
+    </w:rPr>
+  </w:style>
+  <w:style w:type="character" w:customStyle="1" w:styleId="CommentSubjectChar">
+    <w:name w:val="Comment Subject Char"/>
+    <w:basedOn w:val="CommentTextChar"/>
+    <w:link w:val="CommentSubject"/>
+    <w:uiPriority w:val="99"/>
+    <w:semiHidden/>
+    <w:rsid w:val="00A10FA6"/>
+    <w:rPr>
+      <w:b/>
+      <w:bCs/>
+      <w:sz w:val="20"/>
+      <w:szCs w:val="20"/>
+    </w:rPr>
+  </w:style>
 </w:styles>
 </file>
 
